--- a/docs/Deal_Radar_使い方ガイド.docx
+++ b/docs/Deal_Radar_使い方ガイド.docx
@@ -10856,7 +10856,7 @@
         <w:rPr>
           <w:rFonts w:ascii="Arial" w:cs="Arial" w:eastAsia="Yu Gothic" w:hAnsi="Arial"/>
         </w:rPr>
-        <w:t xml:space="preserve">Slack にログインした状態で api.slack.com/apps を開き、「Create New App」→「From scratch」を選びます。</w:t>
+        <w:t xml:space="preserve">Slack にログインした状態で api.slack.com/apps を開き、「Create New App」→「Blank app」を選びます。</w:t>
       </w:r>
     </w:p>
     <w:p>

--- a/docs/Deal_Radar_使い方ガイド.docx
+++ b/docs/Deal_Radar_使い方ガイド.docx
@@ -3925,7 +3925,7 @@
         <w:rPr>
           <w:rFonts w:ascii="Arial" w:cs="Arial" w:eastAsia="Yu Gothic" w:hAnsi="Arial"/>
         </w:rPr>
-        <w:t xml:space="preserve">GitHub Actions（GitHub の自動実行機能）が毎時0分にツールを起動します。起動のたびに「基本設定」シートの「実行間隔（時間）」を確認し、前回の実行から設定した時間が経っていれば処理を行います。</w:t>
+        <w:t xml:space="preserve">GitHub Actions（GitHub の自動実行機能）が毎時17分にツールを起動します（毎時0分は GitHub 全体が混み合い、遅れたり間引かれたりしやすいため）。起動のたびに「基本設定」シートの「実行間隔（時間）」を確認し、前回の実行から設定した時間が経っていれば処理を行います。</w:t>
       </w:r>
     </w:p>
     <w:tbl>
@@ -11550,7 +11550,7 @@
         <w:rPr>
           <w:rFonts w:ascii="Arial" w:cs="Arial" w:eastAsia="Yu Gothic" w:hAnsi="Arial"/>
         </w:rPr>
-        <w:t xml:space="preserve">「Actions」タブで「Run workflow」を押し、Slack に通知が届くことを確認します。以降は毎時自動で起動します。</w:t>
+        <w:t xml:space="preserve">「Actions」タブで「Run workflow」を押し、Slack に通知が届くことを確認します。以降は毎時17分ごろに自動で起動します。</w:t>
       </w:r>
     </w:p>
     <w:p>
